--- a/overview-paper/nhom-1-du-doan-ty-le-nhap-chuot-ctr/2023/1-22-GDCN/overview.docx
+++ b/overview-paper/nhom-1-du-doan-ty-le-nhap-chuot-ctr/2023/1-22-GDCN/overview.docx
@@ -8,7 +8,7 @@
         <w:jc w:val="center"/>
       </w:pPr>
       <w:r>
-        <w:t>Review Paper: Towards Deeper, Lighter and Interpretable Cross Network for CTR Prediction</w:t>
+        <w:t>Overview: Towards Deeper, Lighter and Interpretable Cross Network for CTR Prediction</w:t>
       </w:r>
     </w:p>
     <w:p>
@@ -20,6 +20,18 @@
       </w:r>
       <w:r>
         <w:t>2311.04635 (https://arxiv.org/abs/2311.04635)</w:t>
+      </w:r>
+      <w:r>
+        <w:br/>
+      </w:r>
+      <w:r>
+        <w:rPr>
+          <w:b/>
+        </w:rPr>
+        <w:t xml:space="preserve">Venue: </w:t>
+      </w:r>
+      <w:r>
+        <w:t>CIKM 2023</w:t>
       </w:r>
       <w:r>
         <w:br/>
@@ -60,8 +72,43 @@
       </w:r>
     </w:p>
     <w:p>
+      <w:pPr>
+        <w:pStyle w:val="ListBullet"/>
+      </w:pPr>
       <w:r>
-        <w:t>Giải quyết 3 vấn đề: hiệu năng giảm khi tương tác bậc cao, thiếu khả năng giải thích, tham số dư thừa</w:t>
+        <w:t>Khi tăng độ sâu (order) của feature interactions trong Cross Network, hiệu suất có xu hướng giảm — gọi là "diminishing return problem"</w:t>
+      </w:r>
+    </w:p>
+    <w:p>
+      <w:pPr>
+        <w:pStyle w:val="ListBullet"/>
+      </w:pPr>
+      <w:r>
+        <w:t>Các phương pháp hiện tại không cung cấp giải thích (interpretability) cho high-order feature interactions, khiến khó hiểu decision making</w:t>
+      </w:r>
+    </w:p>
+    <w:p>
+      <w:pPr>
+        <w:pStyle w:val="ListBullet"/>
+      </w:pPr>
+      <w:r>
+        <w:t>Embedding layers chứa parameter dư thừa — lãng phí tài nguyên tính toán và bộ nhớ</w:t>
+      </w:r>
+    </w:p>
+    <w:p>
+      <w:pPr>
+        <w:pStyle w:val="ListBullet"/>
+      </w:pPr>
+      <w:r>
+        <w:t>DCN tập trung tăng order nhưng không giải quyết hiệu suất giảm; DeepFM, xDeepFM quá nhiều params và khó giải thích</w:t>
+      </w:r>
+    </w:p>
+    <w:p>
+      <w:pPr>
+        <w:pStyle w:val="ListBullet"/>
+      </w:pPr>
+      <w:r>
+        <w:t>Chưa có phương pháp kết hợp được cả 3 mục tiêu: deeper network, lighter model, interpretability</w:t>
       </w:r>
     </w:p>
     <w:p>
@@ -73,8 +120,59 @@
       </w:r>
     </w:p>
     <w:p>
+      <w:pPr>
+        <w:pStyle w:val="ListBullet"/>
+      </w:pPr>
       <w:r>
-        <w:t>Gated Cross Network (GCN) lọc tương tác quan trọng + Field-level Dimension Optimization (FDO). CIKM '23</w:t>
+        <w:t>Gated Cross Network (GCN): Phát triển từ DCN, thêm "information gate" ở mỗi order — gate lọc interactions không quan trọng, chỉ giữ lại meaningful interactions</w:t>
+      </w:r>
+    </w:p>
+    <w:p>
+      <w:pPr>
+        <w:pStyle w:val="ListBullet"/>
+      </w:pPr>
+      <w:r>
+        <w:t>Công thức: x_{k+1} = x_0 ⊙ (w_k^T ⊙ (x_k ⊙ x_k^T)) ⊙ g_k + x_k, với g_k là learned gate (sigmoid activation)</w:t>
+      </w:r>
+    </w:p>
+    <w:p>
+      <w:pPr>
+        <w:pStyle w:val="ListBullet"/>
+      </w:pPr>
+      <w:r>
+        <w:t>Gate output ∈ [0,1] tác động như weight cho mỗi interaction; interactions yếu bị "mute", chỉ strong interactions lan truyền qua các layer</w:t>
+      </w:r>
+    </w:p>
+    <w:p>
+      <w:pPr>
+        <w:pStyle w:val="ListBullet"/>
+      </w:pPr>
+      <w:r>
+        <w:t>Field-level Dimension Optimization (FDO): Học optimal embedding dimension cho mỗi field dựa trên importance (user_id → dimension cao, click_time → thấp)</w:t>
+      </w:r>
+    </w:p>
+    <w:p>
+      <w:pPr>
+        <w:pStyle w:val="ListBullet"/>
+      </w:pPr>
+      <w:r>
+        <w:t>FDO gắn learnable scaling factor cho mỗi field, prune dimensions có importance thấp → model tự động allocate capacity hợp lý</w:t>
+      </w:r>
+    </w:p>
+    <w:p>
+      <w:pPr>
+        <w:pStyle w:val="ListBullet"/>
+      </w:pPr>
+      <w:r>
+        <w:t>Gate values cung cấp insight về importance của high-order interactions, có thể visualize feature interaction graph</w:t>
+      </w:r>
+    </w:p>
+    <w:p>
+      <w:pPr>
+        <w:pStyle w:val="ListBullet"/>
+      </w:pPr>
+      <w:r>
+        <w:t>Joint optimization GCN + FDO parameters với standard binary cross-entropy loss</w:t>
       </w:r>
     </w:p>
     <w:p>
@@ -86,8 +184,51 @@
       </w:r>
     </w:p>
     <w:p>
+      <w:pPr>
+        <w:pStyle w:val="ListBullet"/>
+      </w:pPr>
       <w:r>
-        <w:t>Cân bằng hiệu năng và hiệu quả, tăng khả năng giải thích, giảm tham số qua tối ưu mức trường. CIKM '23</w:t>
+        <w:t>Chỉ sử dụng 23% parameters so với DCN original nhưng đạt comparable/better performance — minh chứng model lighter hiệu quả</w:t>
+      </w:r>
+    </w:p>
+    <w:p>
+      <w:pPr>
+        <w:pStyle w:val="ListBullet"/>
+      </w:pPr>
+      <w:r>
+        <w:t>Đánh giá trên 5 datasets: Criteo, Avazu, MovieLens, Frappe, Amazon — cải thiện nhất quán trên tất cả</w:t>
+      </w:r>
+    </w:p>
+    <w:p>
+      <w:pPr>
+        <w:pStyle w:val="ListBullet"/>
+      </w:pPr>
+      <w:r>
+        <w:t>Outperforms DCNv2, DeepFM, xDeepFM, AutoInt trong fair comparison</w:t>
+      </w:r>
+    </w:p>
+    <w:p>
+      <w:pPr>
+        <w:pStyle w:val="ListBullet"/>
+      </w:pPr>
+      <w:r>
+        <w:t>Tăng khả năng giải thích qua gate values visualization — có thể xác định feature pairs quan trọng</w:t>
+      </w:r>
+    </w:p>
+    <w:p>
+      <w:pPr>
+        <w:pStyle w:val="ListBullet"/>
+      </w:pPr>
+      <w:r>
+        <w:t>Được chấp nhận tại CIKM 2023 (top-tier venue trong data mining &amp; information retrieval)</w:t>
+      </w:r>
+    </w:p>
+    <w:p>
+      <w:pPr>
+        <w:pStyle w:val="ListBullet"/>
+      </w:pPr>
+      <w:r>
+        <w:t>Code open-source: https://github.com/anonctr/GDCN</w:t>
       </w:r>
     </w:p>
     <w:p>
@@ -99,8 +240,43 @@
       </w:r>
     </w:p>
     <w:p>
+      <w:pPr>
+        <w:pStyle w:val="ListBullet"/>
+      </w:pPr>
       <w:r>
-        <w:t>Hiệu năng vẫn giảm khi bậc tăng, chỉ đánh giá trên 5 dataset</w:t>
+        <w:t>Gate mechanism khó guarantee luôn filter "correct" interactions — có thể không capture subtle interactions giữa rare features</w:t>
+      </w:r>
+    </w:p>
+    <w:p>
+      <w:pPr>
+        <w:pStyle w:val="ListBullet"/>
+      </w:pPr>
+      <w:r>
+        <w:t>FDO là heuristic approach, không có chứng minh lý thuyết về optimal dimension distribution</w:t>
+      </w:r>
+    </w:p>
+    <w:p>
+      <w:pPr>
+        <w:pStyle w:val="ListBullet"/>
+      </w:pPr>
+      <w:r>
+        <w:t>Gate computation ở mỗi layer thêm computational cost so với vanilla DCN (dù nhỏ)</w:t>
+      </w:r>
+    </w:p>
+    <w:p>
+      <w:pPr>
+        <w:pStyle w:val="ListBullet"/>
+      </w:pPr>
+      <w:r>
+        <w:t>Chưa test trên very large-scale datasets (100B+ records) và chưa so sánh với transformer-based CTR models mới</w:t>
+      </w:r>
+    </w:p>
+    <w:p>
+      <w:pPr>
+        <w:pStyle w:val="ListBullet"/>
+      </w:pPr>
+      <w:r>
+        <w:t>Interpretability vẫn không trivial trong high-dimensional space; FDO thêm hyperparameter cần tune</w:t>
       </w:r>
     </w:p>
     <w:sectPr>
